--- a/output/docx/ru/BUFRCREX_TableB_ru_04.docx
+++ b/output/docx/ru/BUFRCREX_TableB_ru_04.docx
@@ -4665,7 +4665,7 @@
                 <w:b w:val="0"/>
                 <w:sz w:val="16"/>
               </w:rPr>
-              <w:t>Note 48: Дескриптор 0 04 041 был заменен комбинацией 0 08 025 и 0 26 003, и его не следует использовать для кодирования этого элемента.</w:t>
+              <w:t>Note B48: Дескриптор 0 04 041 был заменен комбинацией 0 08 025 и 0 26 003, и его не следует использовать для кодирования этого элемента.</w:t>
             </w:r>
           </w:p>
         </w:tc>
@@ -6983,7 +6983,7 @@
           <w:i/>
           <w:sz w:val="14"/>
         </w:rPr>
-        <w:t>Note 27: Все время дается во Всемирном скоординированном времени (ВСВ), если не предусмотрено иного.</w:t>
+        <w:t>Note B27: Все время дается во Всемирном скоординированном времени (ВСВ), если не предусмотрено иного.</w:t>
       </w:r>
     </w:p>
     <w:p>
@@ -6993,7 +6993,7 @@
           <w:i/>
           <w:sz w:val="14"/>
         </w:rPr>
-        <w:t>Note 105: Негативные временные периоды или отклонения следует использовать для указания временных периодов или отклонений, предшествующих определенному текущему времени.</w:t>
+        <w:t>Note B105: Негативные временные периоды или отклонения следует использовать для указания временных периодов или отклонений, предшествующих определенному текущему времени.</w:t>
       </w:r>
     </w:p>
     <w:p>
@@ -7003,7 +7003,7 @@
           <w:i/>
           <w:sz w:val="14"/>
         </w:rPr>
-        <w:t>Note 145: Значение временных периодов или отклонений может быть указано с использованием значений времени в коде, соответствующем табличной ссылке 0 08 021.</w:t>
+        <w:t>Note B145: Значение временных периодов или отклонений может быть указано с использованием значений времени в коде, соответствующем табличной ссылке 0 08 021.</w:t>
       </w:r>
     </w:p>
     <w:p>
@@ -7013,7 +7013,7 @@
           <w:i/>
           <w:sz w:val="14"/>
         </w:rPr>
-        <w:t>Note 149: При использовании с прогнозируемыми величинами временное местоположение должно указывать время исходного состояния или начала для прогностического периода; при использовании с множеством средних прогностических значений временное местоположение должно указывать исходное состояние или начало первого прогноза, по которому получены множественные средние.</w:t>
+        <w:t>Note B149: При использовании с прогнозируемыми величинами временное местоположение должно указывать время исходного состояния или начала для прогностического периода; при использовании с множеством средних прогностических значений временное местоположение должно указывать исходное состояние или начало первого прогноза, по которому получены множественные средние.</w:t>
       </w:r>
     </w:p>
     <w:p>
@@ -7023,7 +7023,7 @@
           <w:i/>
           <w:sz w:val="14"/>
         </w:rPr>
-        <w:t>Note 158: Прежде чем использовать временные периоды или отклонения и временные инкременты, необходимо определить исходное временное местоположение, за которым, по мере необходимости, следует определение значимости времени.</w:t>
+        <w:t>Note B158: Прежде чем использовать временные периоды или отклонения и временные инкременты, необходимо определить исходное временное местоположение, за которым, по мере необходимости, следует определение значимости времени.</w:t>
       </w:r>
     </w:p>
     <w:p>
@@ -7033,7 +7033,7 @@
           <w:i/>
           <w:sz w:val="14"/>
         </w:rPr>
-        <w:t>Note 176: Там, где в колонку «НАЗВАНИЕ ЭЛЕМЕНТА» вводится выражение «на указанной высоте и за указанный период», соответствующее вертикальное местоположение должно быть определено с использованием дескрипторов из класса 07 совместно с соответствующим периодом с использованием дескрипторов из класса 04.</w:t>
+        <w:t>Note B176: Там, где в колонку «НАЗВАНИЕ ЭЛЕМЕНТА» вводится выражение «на указанной высоте и за указанный период», соответствующее вертикальное местоположение должно быть определено с использованием дескрипторов из класса 07 совместно с соответствующим периодом с использованием дескрипторов из класса 04.</w:t>
       </w:r>
     </w:p>
     <w:sectPr>
